--- a/curriculos/Curriculo 115-03/microcurriculos/V SEMESTRE/1155502_Investigacion_De_Operaciones.docx
+++ b/curriculos/Curriculo 115-03/microcurriculos/V SEMESTRE/1155502_Investigacion_De_Operaciones.docx
@@ -1857,22 +1857,40 @@
                 <w:szCs w:val="16"/>
               </w:rPr>
             </w:pPr>
-          </w:p>
-        </w:tc>
-        <w:tc>
-          <w:tcPr>
-            <w:tcW w:w="6717" w:type="dxa"/>
-            <w:vAlign w:val="center"/>
-          </w:tcPr>
-          <w:p>
-            <w:pPr>
+            <w:r>
               <w:rPr>
                 <w:rFonts w:ascii="Arial" w:eastAsia="Arial" w:hAnsi="Arial" w:cs="Arial"/>
                 <w:b/>
                 <w:sz w:val="16"/>
                 <w:szCs w:val="16"/>
               </w:rPr>
-            </w:pPr>
+              <w:t xml:space="preserve">1155402</w:t>
+            </w:r>
+          </w:p>
+        </w:tc>
+        <w:tc>
+          <w:tcPr>
+            <w:tcW w:w="6717" w:type="dxa"/>
+            <w:vAlign w:val="center"/>
+          </w:tcPr>
+          <w:p>
+            <w:pPr>
+              <w:rPr>
+                <w:rFonts w:ascii="Arial" w:eastAsia="Arial" w:hAnsi="Arial" w:cs="Arial"/>
+                <w:b/>
+                <w:sz w:val="16"/>
+                <w:szCs w:val="16"/>
+              </w:rPr>
+            </w:pPr>
+            <w:r>
+              <w:rPr>
+                <w:rFonts w:ascii="Arial" w:eastAsia="Arial" w:hAnsi="Arial" w:cs="Arial"/>
+                <w:b/>
+                <w:sz w:val="16"/>
+                <w:szCs w:val="16"/>
+              </w:rPr>
+              <w:t xml:space="preserve">Probabilidad y Estadística</w:t>
+            </w:r>
           </w:p>
         </w:tc>
       </w:tr>
